--- a/la-marque/대본/5부/12화_La_rentabilite.docx
+++ b/la-marque/대본/5부/12화_La_rentabilite.docx
@@ -233,7 +233,7 @@
           <w:bCs/>
           <w:b/>
         </w:rPr>
-        <w:t xml:space="preserve">이사회: 매출 90만 5천(+48 %, 프랑스 절반 조금 넘음·벨기에 4분의 1), 매출총이익 59만(65 %), 비용 57만 5천(26명), 영업이익 1만 5천 / 르클레르 5만 6천 질문 → 바스티앵</w:t>
+        <w:t xml:space="preserve">이사회: 매출 90만 5천(+48 %, 프랑스 절반 조금 넘음·벨기에 4분의 1), 매출총이익 59만(65 %), 비용 57만 5천(34명), 영업이익 1만 5천 / 르클레르 5만 6천 질문 → 바스티앵</w:t>
       </w:r>
       <w:r>
         <w:rPr>
@@ -557,7 +557,7 @@
           <w:bCs/>
           <w:b/>
         </w:rPr>
-        <w:t xml:space="preserve">/ 바스티앵: 영업이익, 특별 항목 제외 양방향 — «Sinon, chaque crise future deviendra une prime future.» / 10 %, 매년 전원 총회 / 57유로 70상팀 → 노라</w:t>
+        <w:t xml:space="preserve">/ 바스티앵: 영업이익, 특별 항목 제외 양방향 — «Sinon, chaque crise future deviendra une prime future.» / 10 %, 매년 전원 총회 / 44유로 12상팀 → 노라</w:t>
       </w:r>
       <w:r>
         <w:rPr>
@@ -855,7 +855,7 @@
           <w:bCs/>
           <w:b/>
         </w:rPr>
-        <w:t xml:space="preserve">마무리: 1만 4,200 / 54유로 60상팀 / 제라르: 같은 크기 두 숫자 = 한울 라벨, 부품 100분의 1, 계곡 카페 소문,</w:t>
+        <w:t xml:space="preserve">마무리: 1만 4,200 / 41유로 76상팀 / 제라르: 같은 크기 두 숫자 = 한울 라벨, 부품 100분의 1, 계곡 카페 소문,</w:t>
       </w:r>
       <w:r>
         <w:rPr>
@@ -1101,7 +1101,7 @@
         <w:pStyle w:val="BodyText"/>
       </w:pPr>
       <w:r>
-        <w:t xml:space="preserve">JULIEN: Cinq cent soixante-quinze mille. Vingt-six personnes, le registre, les congrès, les audits. Résultat d’exploitation : plus quinze mille euros.</w:t>
+        <w:t xml:space="preserve">JULIEN: Cinq cent soixante-quinze mille. Trente-quatre personnes, le registre, les congrès, les audits. Résultat d’exploitation : plus quinze mille euros.</w:t>
       </w:r>
     </w:p>
     <w:p>
@@ -1543,23 +1543,23 @@
         <w:pStyle w:val="BodyText"/>
       </w:pPr>
       <w:r>
-        <w:t xml:space="preserve">NORA: Dix pour cent de quinze mille, divisé par vingt-six. Ça fait…</w:t>
-      </w:r>
-    </w:p>
-    <w:p>
-      <w:pPr>
-        <w:pStyle w:val="BodyText"/>
-      </w:pPr>
-      <w:r>
-        <w:t xml:space="preserve">JULIEN: Cinquante-sept euros et soixante-dix centimes chacun. Pour le trimestre.</w:t>
-      </w:r>
-    </w:p>
-    <w:p>
-      <w:pPr>
-        <w:pStyle w:val="BodyText"/>
-      </w:pPr>
-      <w:r>
-        <w:t xml:space="preserve">NORA: Cinquante-sept euros ! Je vais m’acheter un café par visite. Pour le mois d’août.</w:t>
+        <w:t xml:space="preserve">NORA: Dix pour cent de quinze mille, divisé par trente-quatre. Ça fait…</w:t>
+      </w:r>
+    </w:p>
+    <w:p>
+      <w:pPr>
+        <w:pStyle w:val="BodyText"/>
+      </w:pPr>
+      <w:r>
+        <w:t xml:space="preserve">JULIEN: Quarante-quatre euros et douze centimes chacun. Pour le trimestre.</w:t>
+      </w:r>
+    </w:p>
+    <w:p>
+      <w:pPr>
+        <w:pStyle w:val="BodyText"/>
+      </w:pPr>
+      <w:r>
+        <w:t xml:space="preserve">NORA: Quarante-quatre euros ! Je vais m’acheter un café par visite. Pour le mois d’août.</w:t>
       </w:r>
     </w:p>
     <w:p>
@@ -1835,7 +1835,7 @@
         <w:pStyle w:val="BodyText"/>
       </w:pPr>
       <w:r>
-        <w:t xml:space="preserve">INES: Cinquante-quatre euros et soixante centimes chacun, alors. Nora a refait le calcul. Elle est déçue. Trois euros de moins.</w:t>
+        <w:t xml:space="preserve">INES: Quarante et un euros et soixante-seize centimes chacun, alors. Nora a refait le calcul. Elle est déçue. Deux euros de moins.</w:t>
       </w:r>
     </w:p>
     <w:p>
@@ -2748,7 +2748,7 @@
         <w:t xml:space="preserve"> </w:t>
       </w:r>
       <w:r>
-        <w:t xml:space="preserve">: 26.</w:t>
+        <w:t xml:space="preserve">: 34.</w:t>
       </w:r>
       <w:r>
         <w:t xml:space="preserve"> </w:t>
@@ -3795,7 +3795,7 @@
         <w:pStyle w:val="BodyText"/>
       </w:pPr>
       <w:r>
-        <w:t xml:space="preserve">쥘리앵: 57만 5천. 26명, 레지스트리, 학회, 심사. 영업이익: 플러스 1만 5천 유로.</w:t>
+        <w:t xml:space="preserve">쥘리앵: 57만 5천. 34명, 레지스트리, 학회, 심사. 영업이익: 플러스 1만 5천 유로.</w:t>
       </w:r>
     </w:p>
     <w:p>
@@ -4237,23 +4237,23 @@
         <w:pStyle w:val="BodyText"/>
       </w:pPr>
       <w:r>
-        <w:t xml:space="preserve">노라: 1만 5천의 10 %를 26명으로 나누면…</w:t>
-      </w:r>
-    </w:p>
-    <w:p>
-      <w:pPr>
-        <w:pStyle w:val="BodyText"/>
-      </w:pPr>
-      <w:r>
-        <w:t xml:space="preserve">쥘리앵: 1인당 57유로 70상팀. 이번 분기 기준.</w:t>
-      </w:r>
-    </w:p>
-    <w:p>
-      <w:pPr>
-        <w:pStyle w:val="BodyText"/>
-      </w:pPr>
-      <w:r>
-        <w:t xml:space="preserve">노라: 57유로! 방문할 때마다 커피 한 잔 사 마셔야겠다. 8월 한 달 동안.</w:t>
+        <w:t xml:space="preserve">노라: 1만 5천의 10 %를 34명으로 나누면…</w:t>
+      </w:r>
+    </w:p>
+    <w:p>
+      <w:pPr>
+        <w:pStyle w:val="BodyText"/>
+      </w:pPr>
+      <w:r>
+        <w:t xml:space="preserve">쥘리앵: 1인당 44유로 12상팀. 이번 분기 기준.</w:t>
+      </w:r>
+    </w:p>
+    <w:p>
+      <w:pPr>
+        <w:pStyle w:val="BodyText"/>
+      </w:pPr>
+      <w:r>
+        <w:t xml:space="preserve">노라: 44유로! 방문할 때마다 커피 한 잔 사 마셔야겠다. 8월 한 달 동안.</w:t>
       </w:r>
     </w:p>
     <w:p>
@@ -4529,7 +4529,7 @@
         <w:pStyle w:val="BodyText"/>
       </w:pPr>
       <w:r>
-        <w:t xml:space="preserve">이네스: 그럼 1인당 54유로 60상팀. 노라가 다시 계산했어. 실망했대. 3유로 줄었다고.</w:t>
+        <w:t xml:space="preserve">이네스: 그럼 1인당 41유로 76상팀. 노라가 다시 계산했어. 실망했대. 2유로 줄었다고.</w:t>
       </w:r>
     </w:p>
     <w:p>
